--- a/output/quotes/BG-2026-0006_hop-dong-mua-ban.docx
+++ b/output/quotes/BG-2026-0006_hop-dong-mua-ban.docx
@@ -35,12 +35,12 @@
     </w:p>
     <w:p>
       <w:r>
-        <w:t>Căn cứ báo giá số BG-2026-0006 ngày 18/05/2026.</w:t>
+        <w:t>Căn cứ báo giá số BG-2026-0006 ngày 03/06/2026.</w:t>
       </w:r>
     </w:p>
     <w:p>
       <w:r>
-        <w:t>Hôm nay, ngày 18/05/2026, chúng tôi gồm:</w:t>
+        <w:t>Hôm nay, ngày 03/06/2026, chúng tôi gồm:</w:t>
       </w:r>
     </w:p>
     <w:p>
@@ -50,12 +50,12 @@
     </w:p>
     <w:p>
       <w:r>
-        <w:t>Tên: CÔNG TY CP XĂNG DẦU DẦU KHÍ NINH BÌNH</w:t>
+        <w:t>Tên: Khách vãng lai</w:t>
       </w:r>
     </w:p>
     <w:p>
       <w:r>
-        <w:t>Đại diện: Ông Quách Trọng Phụng</w:t>
+        <w:t xml:space="preserve">Đại diện: </w:t>
       </w:r>
     </w:p>
     <w:p>
@@ -65,12 +65,7 @@
     </w:p>
     <w:p>
       <w:r>
-        <w:t>Điện thoại: 0229.3854066</w:t>
-      </w:r>
-    </w:p>
-    <w:p>
-      <w:r>
-        <w:t>MST: 2700275814</w:t>
+        <w:t>Điện thoại: —</w:t>
       </w:r>
     </w:p>
     <w:p>
@@ -80,12 +75,12 @@
     </w:p>
     <w:p>
       <w:r>
-        <w:t>Tên: CÔNG TY TNHH THƯƠNG MẠI VÀ DỊCH VỤ MITOKEN</w:t>
+        <w:t>Tên: CỬA HÀNG MINH TÂM</w:t>
       </w:r>
     </w:p>
     <w:p>
       <w:r>
-        <w:t>Đại diện: Lê Quang Anh    Chức vụ: Giám đốc</w:t>
+        <w:t>Đại diện: Tống Thị Thuỷ    Chức vụ: Chủ cửa hàng</w:t>
       </w:r>
     </w:p>
     <w:p>
@@ -95,17 +90,12 @@
     </w:p>
     <w:p>
       <w:r>
-        <w:t>Điện thoại: 0974904082</w:t>
+        <w:t>Điện thoại: 0937466399 - 0974904082</w:t>
       </w:r>
     </w:p>
     <w:p>
       <w:r>
-        <w:t>Số TK: 560061277 - Ngân hàng TMCP Việt Nam Thịnh Vượng</w:t>
-      </w:r>
-    </w:p>
-    <w:p>
-      <w:r>
-        <w:t>MST: 2701004623</w:t>
+        <w:t>Số TK: 0974904082 - Ngân hàng TMCP Việt Nam Thịnh Vượng</w:t>
       </w:r>
     </w:p>
     <w:p>
@@ -194,72 +184,10 @@
           </w:p>
         </w:tc>
       </w:tr>
-      <w:tr>
-        <w:tc>
-          <w:tcPr>
-            <w:tcW w:type="dxa" w:w="1440"/>
-          </w:tcPr>
-          <w:p>
-            <w:r>
-              <w:t>1</w:t>
-            </w:r>
-          </w:p>
-        </w:tc>
-        <w:tc>
-          <w:tcPr>
-            <w:tcW w:type="dxa" w:w="1440"/>
-          </w:tcPr>
-          <w:p>
-            <w:r>
-              <w:t>DJI Action 4 Adventure Combo</w:t>
-            </w:r>
-          </w:p>
-        </w:tc>
-        <w:tc>
-          <w:tcPr>
-            <w:tcW w:type="dxa" w:w="1440"/>
-          </w:tcPr>
-          <w:p>
-            <w:r>
-              <w:t>cái</w:t>
-            </w:r>
-          </w:p>
-        </w:tc>
-        <w:tc>
-          <w:tcPr>
-            <w:tcW w:type="dxa" w:w="1440"/>
-          </w:tcPr>
-          <w:p>
-            <w:r>
-              <w:t>1</w:t>
-            </w:r>
-          </w:p>
-        </w:tc>
-        <w:tc>
-          <w:tcPr>
-            <w:tcW w:type="dxa" w:w="1440"/>
-          </w:tcPr>
-          <w:p>
-            <w:r>
-              <w:t>8.900.000</w:t>
-            </w:r>
-          </w:p>
-        </w:tc>
-        <w:tc>
-          <w:tcPr>
-            <w:tcW w:type="dxa" w:w="1440"/>
-          </w:tcPr>
-          <w:p>
-            <w:r>
-              <w:t>8.900.000</w:t>
-            </w:r>
-          </w:p>
-        </w:tc>
-      </w:tr>
     </w:tbl>
     <w:p>
       <w:r>
-        <w:t>Tổng giá trị hàng hóa (chưa VAT): 8.900.000 đ</w:t>
+        <w:t>Tổng giá trị hàng hóa (chưa VAT): 660.000 đ</w:t>
       </w:r>
     </w:p>
     <w:p>
@@ -269,7 +197,7 @@
     </w:p>
     <w:p>
       <w:r>
-        <w:t>Tổng giá trị thanh toán: 8.900.000 đ</w:t>
+        <w:t>Tổng giá trị thanh toán: 660.000 đ</w:t>
       </w:r>
     </w:p>
     <w:p>
@@ -299,7 +227,7 @@
     </w:p>
     <w:p>
       <w:r>
-        <w:t>Hợp đồng có hiệu lực kể từ ngày ký đến hết ngày 17/06/2026.</w:t>
+        <w:t>Hợp đồng có hiệu lực kể từ ngày ký đến hết ngày 03/07/2026.</w:t>
       </w:r>
     </w:p>
     <w:p>
